--- a/Real_application/Human breast cancer/README_BreastCancer.docx
+++ b/Real_application/Human breast cancer/README_BreastCancer.docx
@@ -40,7 +40,21 @@
         <w:rPr>
           <w:rFonts w:ascii="Times New Roman" w:hAnsi="Times New Roman" w:cs="Times New Roman"/>
         </w:rPr>
-        <w:t xml:space="preserve">This file contains instructions for reproducing the results and figures in the application to the </w:t>
+        <w:t xml:space="preserve">This file contains instructions for reproducing the results and </w:t>
+      </w:r>
+      <w:bookmarkStart w:id="0" w:name="_GoBack"/>
+      <w:r>
+        <w:rPr>
+          <w:rFonts w:ascii="Times New Roman" w:hAnsi="Times New Roman" w:cs="Times New Roman"/>
+        </w:rPr>
+        <w:t>figure</w:t>
+      </w:r>
+      <w:bookmarkEnd w:id="0"/>
+      <w:r>
+        <w:rPr>
+          <w:rFonts w:ascii="Times New Roman" w:hAnsi="Times New Roman" w:cs="Times New Roman"/>
+        </w:rPr>
+        <w:t xml:space="preserve">s in the application to the </w:t>
       </w:r>
       <w:r>
         <w:rPr>
@@ -133,21 +147,7 @@
           <w:rFonts w:hint="default" w:ascii="Times New Roman" w:hAnsi="Times New Roman" w:cs="Times New Roman"/>
           <w:lang w:val="en-US"/>
         </w:rPr>
-        <w:t xml:space="preserve"> folder: Step2_DataPreProcessing_BayesRare_DrawFigure</w:t>
-      </w:r>
-      <w:r>
-        <w:rPr>
-          <w:rFonts w:hint="eastAsia" w:ascii="Times New Roman" w:hAnsi="Times New Roman" w:cs="Times New Roman"/>
-          <w:lang w:val="en-US" w:eastAsia="zh-CN"/>
-        </w:rPr>
-        <w:t>2</w:t>
-      </w:r>
-      <w:r>
-        <w:rPr>
-          <w:rFonts w:hint="default" w:ascii="Times New Roman" w:hAnsi="Times New Roman" w:cs="Times New Roman"/>
-          <w:lang w:val="en-US"/>
-        </w:rPr>
-        <w:t xml:space="preserve">.R. Due to the large size of the GEO raw gene expression data (~2.63 GB), we do not include it here. Please download the files </w:t>
+        <w:t xml:space="preserve"> folder: Step2_DataPreProcessing_BayesRare_DrawFigure3.R. Due to the large size of the GEO raw gene expression data (~2.63 GB), we do not include it here. Please download the files </w:t>
       </w:r>
       <w:r>
         <w:rPr>
@@ -312,23 +312,7 @@
           <w:rFonts w:hint="default" w:ascii="Times New Roman" w:hAnsi="Times New Roman" w:cs="Times New Roman"/>
           <w:lang w:val="en-US"/>
         </w:rPr>
-        <w:t xml:space="preserve"> 57,</w:t>
-      </w:r>
-      <w:bookmarkStart w:id="0" w:name="_GoBack"/>
-      <w:r>
-        <w:rPr>
-          <w:rFonts w:hint="default" w:ascii="Times New Roman" w:hAnsi="Times New Roman" w:cs="Times New Roman"/>
-          <w:lang w:val="en-US"/>
-        </w:rPr>
-        <w:t>4</w:t>
-      </w:r>
-      <w:bookmarkEnd w:id="0"/>
-      <w:r>
-        <w:rPr>
-          <w:rFonts w:hint="default" w:ascii="Times New Roman" w:hAnsi="Times New Roman" w:cs="Times New Roman"/>
-          <w:lang w:val="en-US"/>
-        </w:rPr>
-        <w:t>11 cells and 22,815 genes</w:t>
+        <w:t xml:space="preserve"> 57,411 cells and 22,815 genes</w:t>
       </w:r>
       <w:r>
         <w:rPr>
@@ -894,13 +878,13 @@
       </w:r>
       <w:r>
         <w:rPr>
-          <w:rFonts w:hint="eastAsia" w:ascii="Times New Roman" w:hAnsi="Times New Roman" w:cs="Times New Roman"/>
+          <w:rFonts w:hint="default" w:ascii="Times New Roman" w:hAnsi="Times New Roman" w:cs="Times New Roman"/>
           <w:b/>
           <w:sz w:val="24"/>
           <w:szCs w:val="28"/>
-          <w:lang w:eastAsia="zh-CN"/>
-        </w:rPr>
-        <w:t>2</w:t>
+          <w:lang w:val="en-US"/>
+        </w:rPr>
+        <w:t>3</w:t>
       </w:r>
       <w:r>
         <w:rPr>
@@ -932,21 +916,7 @@
           <w:rFonts w:hint="default" w:ascii="Times New Roman" w:hAnsi="Times New Roman" w:cs="Times New Roman"/>
           <w:lang w:val="en-US"/>
         </w:rPr>
-        <w:t>Preprocess the data in the format required by BayesRare, implement BayesRare, and draw Figure</w:t>
-      </w:r>
-      <w:r>
-        <w:rPr>
-          <w:rFonts w:hint="eastAsia" w:ascii="Times New Roman" w:hAnsi="Times New Roman" w:cs="Times New Roman"/>
-          <w:lang w:val="en-US" w:eastAsia="zh-CN"/>
-        </w:rPr>
-        <w:t>2</w:t>
-      </w:r>
-      <w:r>
-        <w:rPr>
-          <w:rFonts w:hint="default" w:ascii="Times New Roman" w:hAnsi="Times New Roman" w:cs="Times New Roman"/>
-          <w:lang w:val="en-US"/>
-        </w:rPr>
-        <w:t xml:space="preserve"> in the manuscript</w:t>
+        <w:t>Preprocess the data in the format required by BayesRare, implement BayesRare, and draw Figure3 in the manuscript</w:t>
       </w:r>
       <w:r>
         <w:rPr>
